--- a/Knowledge/3-Work knowledge/1-Software Engineering/2-General Technologies/2-Version Control System/1-Git, GitHub and GitLab/4-Multi sources/Sources - General Technologies - Multi sources - Git, GitHub and GitLab.docx
+++ b/Knowledge/3-Work knowledge/1-Software Engineering/2-General Technologies/2-Version Control System/1-Git, GitHub and GitLab/4-Multi sources/Sources - General Technologies - Multi sources - Git, GitHub and GitLab.docx
@@ -544,7 +544,25 @@
           <w:sz w:val="18"/>
           <w:szCs w:val="18"/>
         </w:rPr>
-        <w:t>Web Tool: Sejda - HTML to PDF (</w:t>
+        <w:t xml:space="preserve">Web Tool: </w:t>
+      </w:r>
+      <w:proofErr w:type="spellStart"/>
+      <w:r>
+        <w:rPr>
+          <w:bCs/>
+          <w:sz w:val="18"/>
+          <w:szCs w:val="18"/>
+        </w:rPr>
+        <w:t>Sejda</w:t>
+      </w:r>
+      <w:proofErr w:type="spellEnd"/>
+      <w:r>
+        <w:rPr>
+          <w:bCs/>
+          <w:sz w:val="18"/>
+          <w:szCs w:val="18"/>
+        </w:rPr>
+        <w:t xml:space="preserve"> - HTML to PDF (</w:t>
       </w:r>
       <w:hyperlink r:id="rId6" w:history="1">
         <w:r>
@@ -843,7 +861,43 @@
           <w:sz w:val="18"/>
           <w:szCs w:val="18"/>
         </w:rPr>
-        <w:t>StorageType: Cloud -&gt; Platform: GitHub -&gt; Account: topicsscience -&gt; Repository: kingdomheartsknowledge -&gt; Path: Knowledge/2-Science/1-Formal sciences/0-Intro to Formal sciences/..</w:t>
+        <w:t xml:space="preserve">Data Path: Content Storage Folder -&gt; </w:t>
+      </w:r>
+      <w:proofErr w:type="spellStart"/>
+      <w:r>
+        <w:rPr>
+          <w:bCs/>
+          <w:sz w:val="18"/>
+          <w:szCs w:val="18"/>
+        </w:rPr>
+        <w:t>ContentStorage</w:t>
+      </w:r>
+      <w:proofErr w:type="spellEnd"/>
+      <w:r>
+        <w:rPr>
+          <w:bCs/>
+          <w:sz w:val="18"/>
+          <w:szCs w:val="18"/>
+        </w:rPr>
+        <w:t xml:space="preserve"> Database -&gt; Folders Table -&gt; ID Column: 19, </w:t>
+      </w:r>
+      <w:proofErr w:type="spellStart"/>
+      <w:r>
+        <w:rPr>
+          <w:bCs/>
+          <w:sz w:val="18"/>
+          <w:szCs w:val="18"/>
+        </w:rPr>
+        <w:t>FolderOrFileName</w:t>
+      </w:r>
+      <w:proofErr w:type="spellEnd"/>
+      <w:r>
+        <w:rPr>
+          <w:bCs/>
+          <w:sz w:val="18"/>
+          <w:szCs w:val="18"/>
+        </w:rPr>
+        <w:t xml:space="preserve"> Column: General Technologies</w:t>
       </w:r>
     </w:p>
     <w:p>
